--- a/soft-tenancy/confluence/03-loki.docx
+++ b/soft-tenancy/confluence/03-loki.docx
@@ -59,7 +59,7 @@
         <w:t xml:space="preserve">Per-tenant observability: the basics</w:t>
       </w:r>
       <w:r>
-        <w:t xml:space="preserve"> first: it explains the read gateway, the collectors and the Grafana organizations that every backend relies on.</w:t>
+        <w:t xml:space="preserve"> first: it explains the read gateway and its views, the collectors and the Grafana organizations that every backend relies on.</w:t>
       </w:r>
     </w:p>
     <w:p>
@@ -747,7 +747,7 @@
       <w:r>
         <w:drawing>
           <wp:inline distT="0" distB="0" distL="0" distR="0">
-            <wp:extent cx="6191250" cy="3486150"/>
+            <wp:extent cx="6191250" cy="3743325"/>
             <wp:effectExtent t="0" r="0" b="0" l="0"/>
             <wp:docPr id="1" name="loki-flow" descr="Alloy pushes logs into Loki; obs-gateway reads them for Grafana; only those two may reach Loki" title="Alloy pushes logs into Loki; obs-gateway reads them for Grafana; only those two may reach Loki"/>
             <wp:cNvGraphicFramePr>
@@ -778,7 +778,7 @@
                   <pic:spPr bwMode="auto">
                     <a:xfrm>
                       <a:off x="0" y="0"/>
-                      <a:ext cx="6191250" cy="3486150"/>
+                      <a:ext cx="6191250" cy="3743325"/>
                     </a:xfrm>
                     <a:prstGeom prst="rect">
                       <a:avLst/>
@@ -844,7 +844,7 @@
         <w:t xml:space="preserve">Reads:</w:t>
       </w:r>
       <w:r>
-        <w:t xml:space="preserve"> only obs-gateway (kgateway) on port 3100, which forwards Grafana's queries as the tenant whose key they carry.</w:t>
+        <w:t xml:space="preserve"> only obs-gateway (kgateway), which forwards each Grafana org's queries as the tenants that org's view names.</w:t>
       </w:r>
     </w:p>
     <w:p>
@@ -884,7 +884,7 @@
       <w:r>
         <w:drawing>
           <wp:inline distT="0" distB="0" distL="0" distR="0">
-            <wp:extent cx="6191250" cy="2771775"/>
+            <wp:extent cx="6191250" cy="3228975"/>
             <wp:effectExtent t="0" r="0" b="0" l="0"/>
             <wp:docPr id="1" name="loki-inside" descr="Loki keeps a separate space per X-Scope-OrgID; requests without the header are refused" title="Loki keeps a separate space per X-Scope-OrgID; requests without the header are refused"/>
             <wp:cNvGraphicFramePr>
@@ -915,7 +915,7 @@
                   <pic:spPr bwMode="auto">
                     <a:xfrm>
                       <a:off x="0" y="0"/>
-                      <a:ext cx="6191250" cy="2771775"/>
+                      <a:ext cx="6191250" cy="3228975"/>
                     </a:xfrm>
                     <a:prstGeom prst="rect">
                       <a:avLst/>
@@ -989,7 +989,17 @@
         <w:spacing w:after="140"/>
       </w:pPr>
       <w:r>
-        <w:t xml:space="preserve">Loki stores the tenant with every chunk and index entry (in object storage, the tenant ID is part of the path), and a query only ever reads the tenant it names. Loki can also query several tenants at once (</w:t>
+        <w:t xml:space="preserve">Loki stores the tenant with every chunk and index entry (in object storage, the tenant ID is part of the path), and a query only ever reads the tenants it names. It can name </w:t>
+      </w:r>
+      <w:r>
+        <w:rPr>
+          <w:b/>
+          <w:bCs/>
+        </w:rPr>
+        <w:t xml:space="preserve">several</w:t>
+      </w:r>
+      <w:r>
+        <w:t xml:space="preserve">: </w:t>
       </w:r>
       <w:r>
         <w:rPr>
@@ -997,10 +1007,107 @@
           <w:sz w:val="19"/>
           <w:szCs w:val="19"/>
         </w:rPr>
-        <w:t xml:space="preserve">X-Scope-OrgID: tenant-a|tenant-b</w:t>
-      </w:r>
-      <w:r>
-        <w:t xml:space="preserve">); we keep that switched off.</w:t>
+        <w:t xml:space="preserve">X-Scope-OrgID: tenant-a|tenant-c</w:t>
+      </w:r>
+      <w:r>
+        <w:t xml:space="preserve"> searches both spaces in one query and labels each result with </w:t>
+      </w:r>
+      <w:r>
+        <w:rPr>
+          <w:rFonts w:ascii="Consolas" w:cs="Consolas" w:eastAsia="Consolas" w:hAnsi="Consolas"/>
+          <w:sz w:val="19"/>
+          <w:szCs w:val="19"/>
+        </w:rPr>
+        <w:t xml:space="preserve">__tenant_id__</w:t>
+      </w:r>
+      <w:r>
+        <w:t xml:space="preserve">. That is how Tenant A's org sees tenant c as well. Only the read gateway sets that header.</w:t>
+      </w:r>
+    </w:p>
+    <w:p>
+      <w:pPr>
+        <w:pBdr>
+          <w:left w:val="single" w:color="2E5C8A" w:sz="24" w:space="8"/>
+        </w:pBdr>
+        <w:shd w:fill="EEF4FB" w:color="auto" w:val="clear"/>
+        <w:spacing w:after="220" w:before="120"/>
+        <w:ind w:left="180" w:right="120"/>
+      </w:pPr>
+      <w:r>
+        <w:rPr>
+          <w:b/>
+          <w:bCs/>
+          <w:color w:val="2E5C8A"/>
+        </w:rPr>
+        <w:t xml:space="preserve">Our tenants  </w:t>
+      </w:r>
+      <w:r>
+        <w:t xml:space="preserve">Our lab has tenants a, b and c. Each Grafana org reads through its own </w:t>
+      </w:r>
+      <w:r>
+        <w:rPr>
+          <w:b/>
+          <w:bCs/>
+        </w:rPr>
+        <w:t xml:space="preserve">view</w:t>
+      </w:r>
+      <w:r>
+        <w:t xml:space="preserve"> on the gateway: </w:t>
+      </w:r>
+      <w:r>
+        <w:rPr>
+          <w:rFonts w:ascii="Consolas" w:cs="Consolas" w:eastAsia="Consolas" w:hAnsi="Consolas"/>
+          <w:sz w:val="19"/>
+          <w:szCs w:val="19"/>
+        </w:rPr>
+        <w:t xml:space="preserve">/tenant-a/</w:t>
+      </w:r>
+      <w:r>
+        <w:t xml:space="preserve"> asks for </w:t>
+      </w:r>
+      <w:r>
+        <w:rPr>
+          <w:rFonts w:ascii="Consolas" w:cs="Consolas" w:eastAsia="Consolas" w:hAnsi="Consolas"/>
+          <w:sz w:val="19"/>
+          <w:szCs w:val="19"/>
+        </w:rPr>
+        <w:t xml:space="preserve">tenant-a|tenant-c</w:t>
+      </w:r>
+      <w:r>
+        <w:t xml:space="preserve"> (tenant a uses tenant c's services), </w:t>
+      </w:r>
+      <w:r>
+        <w:rPr>
+          <w:rFonts w:ascii="Consolas" w:cs="Consolas" w:eastAsia="Consolas" w:hAnsi="Consolas"/>
+          <w:sz w:val="19"/>
+          <w:szCs w:val="19"/>
+        </w:rPr>
+        <w:t xml:space="preserve">/tenant-b/</w:t>
+      </w:r>
+      <w:r>
+        <w:t xml:space="preserve"> for tenant-b, </w:t>
+      </w:r>
+      <w:r>
+        <w:rPr>
+          <w:rFonts w:ascii="Consolas" w:cs="Consolas" w:eastAsia="Consolas" w:hAnsi="Consolas"/>
+          <w:sz w:val="19"/>
+          <w:szCs w:val="19"/>
+        </w:rPr>
+        <w:t xml:space="preserve">/tenant-c/</w:t>
+      </w:r>
+      <w:r>
+        <w:t xml:space="preserve"> for tenant-c, and </w:t>
+      </w:r>
+      <w:r>
+        <w:rPr>
+          <w:rFonts w:ascii="Consolas" w:cs="Consolas" w:eastAsia="Consolas" w:hAnsi="Consolas"/>
+          <w:sz w:val="19"/>
+          <w:szCs w:val="19"/>
+        </w:rPr>
+        <w:t xml:space="preserve">/platform/</w:t>
+      </w:r>
+      <w:r>
+        <w:t xml:space="preserve"> for everything.</w:t>
       </w:r>
     </w:p>
     <w:p>
@@ -1048,7 +1155,7 @@
           <w:sz w:val="16"/>
           <w:szCs w:val="16"/>
         </w:rPr>
-        <w:t xml:space="preserve">  auth_enabled: true                    # every request must name its tenant</w:t>
+        <w:t xml:space="preserve">  auth_enabled: true                   # every request must name its tenant</w:t>
       </w:r>
     </w:p>
     <w:p>
@@ -1096,7 +1203,7 @@
           <w:sz w:val="16"/>
           <w:szCs w:val="16"/>
         </w:rPr>
-        <w:t xml:space="preserve">    multi_tenant_queries_enabled: false # "tenant-a|tenant-b" stays refused</w:t>
+        <w:t xml:space="preserve">    multi_tenant_queries_enabled: true  # a query may name several: "tenant-a|tenant-c"</w:t>
       </w:r>
     </w:p>
     <w:p>
@@ -1463,7 +1570,7 @@
         <w:spacing w:after="140"/>
       </w:pPr>
       <w:r>
-        <w:t xml:space="preserve">Grafana → the tenant org's </w:t>
+        <w:t xml:space="preserve">Grafana → the org's </w:t>
       </w:r>
       <w:r>
         <w:rPr>
@@ -1473,7 +1580,7 @@
         <w:t xml:space="preserve">Loki</w:t>
       </w:r>
       <w:r>
-        <w:t xml:space="preserve"> data source → obs-gateway port 3100, with the tenant's key → Loki, with </w:t>
+        <w:t xml:space="preserve"> data source → that org's view on obs-gateway (</w:t>
       </w:r>
       <w:r>
         <w:rPr>
@@ -1481,10 +1588,21 @@
           <w:sz w:val="19"/>
           <w:szCs w:val="19"/>
         </w:rPr>
+        <w:t xml:space="preserve">/tenant-a/</w:t>
+      </w:r>
+      <w:r>
+        <w:t xml:space="preserve">, opened by Tenant A's key) → Loki, with </w:t>
+      </w:r>
+      <w:r>
+        <w:rPr>
+          <w:rFonts w:ascii="Consolas" w:cs="Consolas" w:eastAsia="Consolas" w:hAnsi="Consolas"/>
+          <w:sz w:val="19"/>
+          <w:szCs w:val="19"/>
+        </w:rPr>
         <w:t xml:space="preserve">X-Scope-OrgID</w:t>
       </w:r>
       <w:r>
-        <w:t xml:space="preserve"> set by the gateway. The gateway only lets read APIs through:</w:t>
+        <w:t xml:space="preserve"> set by the view. The gateway only lets read APIs through:</w:t>
       </w:r>
     </w:p>
     <w:tbl>
@@ -1580,7 +1698,7 @@
                 <w:sz w:val="19"/>
                 <w:szCs w:val="19"/>
               </w:rPr>
-              <w:t xml:space="preserve">/loki/api/v1/query</w:t>
+              <w:t xml:space="preserve">/&lt;view&gt;/loki/api/v1/query</w:t>
             </w:r>
             <w:r>
               <w:t xml:space="preserve">, </w:t>
@@ -1654,7 +1772,7 @@
               <w:spacing w:after="0"/>
             </w:pPr>
             <w:r>
-              <w:t xml:space="preserve">forwarded, as the tenant the key belongs to (live tail works too)</w:t>
+              <w:t xml:space="preserve">forwarded, as the view's tenants</w:t>
             </w:r>
           </w:p>
         </w:tc>
@@ -1683,7 +1801,7 @@
                 <w:sz w:val="19"/>
                 <w:szCs w:val="19"/>
               </w:rPr>
-              <w:t xml:space="preserve">/loki/api/v1/push</w:t>
+              <w:t xml:space="preserve">/&lt;view&gt;/loki/api/v1/push</w:t>
             </w:r>
           </w:p>
         </w:tc>
@@ -1731,7 +1849,7 @@
                 <w:sz w:val="19"/>
                 <w:szCs w:val="19"/>
               </w:rPr>
-              <w:t xml:space="preserve">/loki/api/v1/delete</w:t>
+              <w:t xml:space="preserve">/&lt;view&gt;/loki/api/v1/delete</w:t>
             </w:r>
           </w:p>
         </w:tc>
@@ -1796,7 +1914,7 @@
               <w:t xml:space="preserve">/metrics</w:t>
             </w:r>
             <w:r>
-              <w:t xml:space="preserve">, admin pages)</w:t>
+              <w:t xml:space="preserve">, admin pages, another org's view)</w:t>
             </w:r>
           </w:p>
         </w:tc>
@@ -1815,7 +1933,7 @@
               <w:spacing w:after="0"/>
             </w:pPr>
             <w:r>
-              <w:t xml:space="preserve">404</w:t>
+              <w:t xml:space="preserve">404 or 401</w:t>
             </w:r>
           </w:p>
         </w:tc>
@@ -1839,7 +1957,7 @@
               <w:spacing w:after="0"/>
             </w:pPr>
             <w:r>
-              <w:t xml:space="preserve">no key, or an unknown one</w:t>
+              <w:t xml:space="preserve">no key, or a key for another view</w:t>
             </w:r>
           </w:p>
         </w:tc>
@@ -1874,7 +1992,17 @@
         <w:spacing w:after="140"/>
       </w:pPr>
       <w:r>
-        <w:t xml:space="preserve">Queries may run for up to 300 seconds, and a live tail stays open as long as someone watches.</w:t>
+        <w:t xml:space="preserve">Queries may run for up to 300 seconds. A live tail stays open as long as someone watches, but only in a view that names </w:t>
+      </w:r>
+      <w:r>
+        <w:rPr>
+          <w:b/>
+          <w:bCs/>
+        </w:rPr>
+        <w:t xml:space="preserve">one</w:t>
+      </w:r>
+      <w:r>
+        <w:t xml:space="preserve"> tenant: Loki refuses to tail several at once.</w:t>
       </w:r>
     </w:p>
     <w:p>
@@ -2429,6 +2557,30 @@
           <w:szCs w:val="16"/>
         </w:rPr>
         <w:t xml:space="preserve">      tenant-b: {ingestion_rate_mb: 2}</w:t>
+      </w:r>
+    </w:p>
+    <w:p>
+      <w:pPr>
+        <w:keepNext w:val="false"/>
+        <w:keepLines/>
+        <w:pBdr>
+          <w:top w:val="single" w:color="D0D7DE" w:sz="4" w:space="4"/>
+          <w:left w:val="single" w:color="D0D7DE" w:sz="4" w:space="4"/>
+          <w:bottom w:val="single" w:color="D0D7DE" w:sz="4" w:space="4"/>
+          <w:right w:val="single" w:color="D0D7DE" w:sz="4" w:space="4"/>
+        </w:pBdr>
+        <w:shd w:fill="F4F6F8" w:color="auto" w:val="clear"/>
+        <w:spacing w:after="0" w:before="0" w:line="240"/>
+        <w:ind w:left="100" w:right="100"/>
+      </w:pPr>
+      <w:r>
+        <w:rPr>
+          <w:rFonts w:ascii="Consolas" w:cs="Consolas" w:eastAsia="Consolas" w:hAnsi="Consolas"/>
+          <w:color w:val="24292F"/>
+          <w:sz w:val="16"/>
+          <w:szCs w:val="16"/>
+        </w:rPr>
+        <w:t xml:space="preserve">      tenant-c: {ingestion_rate_mb: 2}</w:t>
       </w:r>
     </w:p>
     <w:p>
@@ -3075,7 +3227,7 @@
                 <w:sz w:val="19"/>
                 <w:szCs w:val="19"/>
               </w:rPr>
-              <w:t xml:space="preserve">07-read-gateway/gateway.yaml</w:t>
+              <w:t xml:space="preserve">07-read-gateway/views.yaml</w:t>
             </w:r>
           </w:p>
         </w:tc>
@@ -3094,7 +3246,7 @@
               <w:spacing w:after="0"/>
             </w:pPr>
             <w:r>
-              <w:t xml:space="preserve">obs-gateway, port 3100</w:t>
+              <w:t xml:space="preserve">the views, and which key opens each</w:t>
             </w:r>
           </w:p>
         </w:tc>
@@ -4873,7 +5025,7 @@
               <w:spacing w:after="0"/>
             </w:pPr>
             <w:r>
-              <w:t xml:space="preserve">tenant-a lists the namespaces it has logs for</w:t>
+              <w:t xml:space="preserve">Tenant A's view lists the namespaces it has logs for</w:t>
             </w:r>
           </w:p>
         </w:tc>
@@ -4892,7 +5044,7 @@
               <w:spacing w:after="0"/>
             </w:pPr>
             <w:r>
-              <w:t xml:space="preserve">only tenant-a</w:t>
+              <w:t xml:space="preserve">tenant-a and tenant-c</w:t>
             </w:r>
           </w:p>
         </w:tc>
@@ -4916,7 +5068,50 @@
               <w:spacing w:after="0"/>
             </w:pPr>
             <w:r>
-              <w:t xml:space="preserve">tenant-a's key plus the header </w:t>
+              <w:t xml:space="preserve">Tenant C's view lists them</w:t>
+            </w:r>
+          </w:p>
+        </w:tc>
+        <w:tc>
+          <w:tcPr>
+            <w:tcW w:type="dxa" w:w="3546"/>
+            <w:tcMar>
+              <w:top w:type="dxa" w:w="70"/>
+              <w:left w:type="dxa" w:w="110"/>
+              <w:bottom w:type="dxa" w:w="70"/>
+              <w:right w:type="dxa" w:w="110"/>
+            </w:tcMar>
+          </w:tcPr>
+          <w:p>
+            <w:pPr>
+              <w:spacing w:after="0"/>
+            </w:pPr>
+            <w:r>
+              <w:t xml:space="preserve">tenant-c only</w:t>
+            </w:r>
+          </w:p>
+        </w:tc>
+      </w:tr>
+      <w:tr>
+        <w:trPr>
+          <w:cantSplit/>
+        </w:trPr>
+        <w:tc>
+          <w:tcPr>
+            <w:tcW w:type="dxa" w:w="6200"/>
+            <w:tcMar>
+              <w:top w:type="dxa" w:w="70"/>
+              <w:left w:type="dxa" w:w="110"/>
+              <w:bottom w:type="dxa" w:w="70"/>
+              <w:right w:type="dxa" w:w="110"/>
+            </w:tcMar>
+          </w:tcPr>
+          <w:p>
+            <w:pPr>
+              <w:spacing w:after="0"/>
+            </w:pPr>
+            <w:r>
+              <w:t xml:space="preserve">Tenant A's key on Tenant B's view, or on </w:t>
             </w:r>
             <w:r>
               <w:rPr>
@@ -4924,6 +5119,57 @@
                 <w:sz w:val="19"/>
                 <w:szCs w:val="19"/>
               </w:rPr>
+              <w:t xml:space="preserve">/tenant-a/../tenant-b/</w:t>
+            </w:r>
+          </w:p>
+        </w:tc>
+        <w:tc>
+          <w:tcPr>
+            <w:tcW w:type="dxa" w:w="3546"/>
+            <w:tcMar>
+              <w:top w:type="dxa" w:w="70"/>
+              <w:left w:type="dxa" w:w="110"/>
+              <w:bottom w:type="dxa" w:w="70"/>
+              <w:right w:type="dxa" w:w="110"/>
+            </w:tcMar>
+          </w:tcPr>
+          <w:p>
+            <w:pPr>
+              <w:spacing w:after="0"/>
+            </w:pPr>
+            <w:r>
+              <w:t xml:space="preserve">401</w:t>
+            </w:r>
+          </w:p>
+        </w:tc>
+      </w:tr>
+      <w:tr>
+        <w:trPr>
+          <w:cantSplit/>
+        </w:trPr>
+        <w:tc>
+          <w:tcPr>
+            <w:tcW w:type="dxa" w:w="6200"/>
+            <w:tcMar>
+              <w:top w:type="dxa" w:w="70"/>
+              <w:left w:type="dxa" w:w="110"/>
+              <w:bottom w:type="dxa" w:w="70"/>
+              <w:right w:type="dxa" w:w="110"/>
+            </w:tcMar>
+          </w:tcPr>
+          <w:p>
+            <w:pPr>
+              <w:spacing w:after="0"/>
+            </w:pPr>
+            <w:r>
+              <w:t xml:space="preserve">a view's request plus the header </w:t>
+            </w:r>
+            <w:r>
+              <w:rPr>
+                <w:rFonts w:ascii="Consolas" w:cs="Consolas" w:eastAsia="Consolas" w:hAnsi="Consolas"/>
+                <w:sz w:val="19"/>
+                <w:szCs w:val="19"/>
+              </w:rPr>
               <w:t xml:space="preserve">X-Scope-OrgID: tenant-b</w:t>
             </w:r>
           </w:p>
@@ -4943,7 +5189,7 @@
               <w:spacing w:after="0"/>
             </w:pPr>
             <w:r>
-              <w:t xml:space="preserve">still only tenant-a</w:t>
+              <w:t xml:space="preserve">unchanged: the view wins</w:t>
             </w:r>
           </w:p>
         </w:tc>
@@ -5295,7 +5541,7 @@
           <w:sz w:val="16"/>
           <w:szCs w:val="16"/>
         </w:rPr>
-        <w:t xml:space="preserve">kubectl -n observability port-forward svc/obs-gateway 3100:3100 &amp;</w:t>
+        <w:t xml:space="preserve">kubectl -n observability port-forward svc/obs-gateway 8080:8080 &amp;</w:t>
       </w:r>
     </w:p>
     <w:p>
@@ -5367,7 +5613,7 @@
           <w:sz w:val="16"/>
           <w:szCs w:val="16"/>
         </w:rPr>
-        <w:t xml:space="preserve">  http://127.0.0.1:3100/loki/api/v1/label/namespace/values | jq .data</w:t>
+        <w:t xml:space="preserve">  http://127.0.0.1:8080/tenant-a/loki/api/v1/label/namespace/values | jq .data</w:t>
       </w:r>
     </w:p>
     <w:p>
@@ -5391,7 +5637,7 @@
           <w:sz w:val="16"/>
           <w:szCs w:val="16"/>
         </w:rPr>
-        <w:t xml:space="preserve">curl -s -H "X-Api-Key: ${OBS_KEY_TENANT_A}" -H 'X-Scope-OrgID: tenant-b' \</w:t>
+        <w:t xml:space="preserve"># ["tenant-a","tenant-c"] — and a spoofed header changes nothing:</w:t>
       </w:r>
     </w:p>
     <w:p>
@@ -5415,7 +5661,79 @@
           <w:sz w:val="16"/>
           <w:szCs w:val="16"/>
         </w:rPr>
-        <w:t xml:space="preserve">  http://127.0.0.1:3100/loki/api/v1/label/namespace/values | jq .data   # still tenant-a</w:t>
+        <w:t xml:space="preserve">curl -s -H "X-Api-Key: ${OBS_KEY_TENANT_A}" -H 'X-Scope-OrgID: tenant-b' \</w:t>
+      </w:r>
+    </w:p>
+    <w:p>
+      <w:pPr>
+        <w:keepNext/>
+        <w:keepLines/>
+        <w:pBdr>
+          <w:top w:val="single" w:color="D0D7DE" w:sz="4" w:space="4"/>
+          <w:left w:val="single" w:color="D0D7DE" w:sz="4" w:space="4"/>
+          <w:bottom w:val="single" w:color="D0D7DE" w:sz="4" w:space="4"/>
+          <w:right w:val="single" w:color="D0D7DE" w:sz="4" w:space="4"/>
+        </w:pBdr>
+        <w:shd w:fill="F4F6F8" w:color="auto" w:val="clear"/>
+        <w:spacing w:after="0" w:before="0" w:line="240"/>
+        <w:ind w:left="100" w:right="100"/>
+      </w:pPr>
+      <w:r>
+        <w:rPr>
+          <w:rFonts w:ascii="Consolas" w:cs="Consolas" w:eastAsia="Consolas" w:hAnsi="Consolas"/>
+          <w:color w:val="24292F"/>
+          <w:sz w:val="16"/>
+          <w:szCs w:val="16"/>
+        </w:rPr>
+        <w:t xml:space="preserve">  http://127.0.0.1:8080/tenant-a/loki/api/v1/label/namespace/values | jq .data</w:t>
+      </w:r>
+    </w:p>
+    <w:p>
+      <w:pPr>
+        <w:keepNext/>
+        <w:keepLines/>
+        <w:pBdr>
+          <w:top w:val="single" w:color="D0D7DE" w:sz="4" w:space="4"/>
+          <w:left w:val="single" w:color="D0D7DE" w:sz="4" w:space="4"/>
+          <w:bottom w:val="single" w:color="D0D7DE" w:sz="4" w:space="4"/>
+          <w:right w:val="single" w:color="D0D7DE" w:sz="4" w:space="4"/>
+        </w:pBdr>
+        <w:shd w:fill="F4F6F8" w:color="auto" w:val="clear"/>
+        <w:spacing w:after="0" w:before="0" w:line="240"/>
+        <w:ind w:left="100" w:right="100"/>
+      </w:pPr>
+      <w:r>
+        <w:rPr>
+          <w:rFonts w:ascii="Consolas" w:cs="Consolas" w:eastAsia="Consolas" w:hAnsi="Consolas"/>
+          <w:color w:val="24292F"/>
+          <w:sz w:val="16"/>
+          <w:szCs w:val="16"/>
+        </w:rPr>
+        <w:t xml:space="preserve"># another org's view, with tenant a's key: 401</w:t>
+      </w:r>
+    </w:p>
+    <w:p>
+      <w:pPr>
+        <w:keepNext/>
+        <w:keepLines/>
+        <w:pBdr>
+          <w:top w:val="single" w:color="D0D7DE" w:sz="4" w:space="4"/>
+          <w:left w:val="single" w:color="D0D7DE" w:sz="4" w:space="4"/>
+          <w:bottom w:val="single" w:color="D0D7DE" w:sz="4" w:space="4"/>
+          <w:right w:val="single" w:color="D0D7DE" w:sz="4" w:space="4"/>
+        </w:pBdr>
+        <w:shd w:fill="F4F6F8" w:color="auto" w:val="clear"/>
+        <w:spacing w:after="0" w:before="0" w:line="240"/>
+        <w:ind w:left="100" w:right="100"/>
+      </w:pPr>
+      <w:r>
+        <w:rPr>
+          <w:rFonts w:ascii="Consolas" w:cs="Consolas" w:eastAsia="Consolas" w:hAnsi="Consolas"/>
+          <w:color w:val="24292F"/>
+          <w:sz w:val="16"/>
+          <w:szCs w:val="16"/>
+        </w:rPr>
+        <w:t xml:space="preserve">curl -s -o /dev/null -w '%{http_code}\n' -H "X-Api-Key: ${OBS_KEY_TENANT_A}" \</w:t>
       </w:r>
     </w:p>
     <w:p>
@@ -5439,7 +5757,7 @@
           <w:sz w:val="16"/>
           <w:szCs w:val="16"/>
         </w:rPr>
-        <w:t xml:space="preserve">curl -s -o /dev/null -w '%{http_code}\n' http://127.0.0.1:3100/loki/api/v1/labels  # 401</w:t>
+        <w:t xml:space="preserve">  http://127.0.0.1:8080/tenant-b/loki/api/v1/labels</w:t>
       </w:r>
     </w:p>
     <w:p>
@@ -5696,7 +6014,7 @@
               <w:spacing w:after="0"/>
             </w:pPr>
             <w:r>
-              <w:t xml:space="preserve">The gateway key in the data source does not match the </w:t>
+              <w:t xml:space="preserve">The key in the data source is not the one for that org's view (</w:t>
             </w:r>
             <w:r>
               <w:rPr>
@@ -5704,10 +6022,10 @@
                 <w:sz w:val="19"/>
                 <w:szCs w:val="19"/>
               </w:rPr>
-              <w:t xml:space="preserve">obs-gateway-keys</w:t>
-            </w:r>
-            <w:r>
-              <w:t xml:space="preserve"> Secret.</w:t>
+              <w:t xml:space="preserve">obs-key-&lt;view&gt;</w:t>
+            </w:r>
+            <w:r>
+              <w:t xml:space="preserve"> Secret).</w:t>
             </w:r>
           </w:p>
         </w:tc>
@@ -5749,6 +6067,68 @@
             </w:r>
             <w:r>
               <w:t xml:space="preserve">.</w:t>
+            </w:r>
+          </w:p>
+        </w:tc>
+      </w:tr>
+      <w:tr>
+        <w:trPr>
+          <w:cantSplit/>
+        </w:trPr>
+        <w:tc>
+          <w:tcPr>
+            <w:tcW w:type="dxa" w:w="2700"/>
+            <w:tcMar>
+              <w:top w:type="dxa" w:w="70"/>
+              <w:left w:type="dxa" w:w="110"/>
+              <w:bottom w:type="dxa" w:w="70"/>
+              <w:right w:type="dxa" w:w="110"/>
+            </w:tcMar>
+          </w:tcPr>
+          <w:p>
+            <w:pPr>
+              <w:spacing w:after="0"/>
+            </w:pPr>
+            <w:r>
+              <w:t xml:space="preserve">Live tail does nothing in Tenant A's org</w:t>
+            </w:r>
+          </w:p>
+        </w:tc>
+        <w:tc>
+          <w:tcPr>
+            <w:tcW w:type="dxa" w:w="3700"/>
+            <w:tcMar>
+              <w:top w:type="dxa" w:w="70"/>
+              <w:left w:type="dxa" w:w="110"/>
+              <w:bottom w:type="dxa" w:w="70"/>
+              <w:right w:type="dxa" w:w="110"/>
+            </w:tcMar>
+          </w:tcPr>
+          <w:p>
+            <w:pPr>
+              <w:spacing w:after="0"/>
+            </w:pPr>
+            <w:r>
+              <w:t xml:space="preserve">Loki cannot tail several tenants at once.</w:t>
+            </w:r>
+          </w:p>
+        </w:tc>
+        <w:tc>
+          <w:tcPr>
+            <w:tcW w:type="dxa" w:w="3346"/>
+            <w:tcMar>
+              <w:top w:type="dxa" w:w="70"/>
+              <w:left w:type="dxa" w:w="110"/>
+              <w:bottom w:type="dxa" w:w="70"/>
+              <w:right w:type="dxa" w:w="110"/>
+            </w:tcMar>
+          </w:tcPr>
+          <w:p>
+            <w:pPr>
+              <w:spacing w:after="0"/>
+            </w:pPr>
+            <w:r>
+              <w:t xml:space="preserve">Query instead, or tail from an org whose view names one tenant.</w:t>
             </w:r>
           </w:p>
         </w:tc>
@@ -6379,7 +6759,44 @@
         <w:t xml:space="preserve">?</w:t>
       </w:r>
       <w:r>
-        <w:t xml:space="preserve"> She can type it, but it returns nothing. Tenant-b's logs are not in tenant-a's space.</w:t>
+        <w:t xml:space="preserve"> She can type it, but it returns nothing: her view asks Loki for tenant-a and tenant-c only.</w:t>
+      </w:r>
+    </w:p>
+    <w:p>
+      <w:pPr>
+        <w:spacing w:after="140"/>
+      </w:pPr>
+      <w:r>
+        <w:rPr>
+          <w:b/>
+          <w:bCs/>
+        </w:rPr>
+        <w:t xml:space="preserve">How do I tell tenant a's logs from tenant c's?</w:t>
+      </w:r>
+      <w:r>
+        <w:t xml:space="preserve"> By namespace (</w:t>
+      </w:r>
+      <w:r>
+        <w:rPr>
+          <w:rFonts w:ascii="Consolas" w:cs="Consolas" w:eastAsia="Consolas" w:hAnsi="Consolas"/>
+          <w:sz w:val="19"/>
+          <w:szCs w:val="19"/>
+        </w:rPr>
+        <w:t xml:space="preserve">{namespace="tenant-c"}</w:t>
+      </w:r>
+      <w:r>
+        <w:t xml:space="preserve">), or by grouping on the tenant label Loki adds to multi-tenant results: </w:t>
+      </w:r>
+      <w:r>
+        <w:rPr>
+          <w:rFonts w:ascii="Consolas" w:cs="Consolas" w:eastAsia="Consolas" w:hAnsi="Consolas"/>
+          <w:sz w:val="19"/>
+          <w:szCs w:val="19"/>
+        </w:rPr>
+        <w:t xml:space="preserve">sum by (__tenant_id__) (...)</w:t>
+      </w:r>
+      <w:r>
+        <w:t xml:space="preserve">. Loki does not filter on that label, so use the namespace for that.</w:t>
       </w:r>
     </w:p>
     <w:p>
